--- a/assets/bk_estimate.docx
+++ b/assets/bk_estimate.docx
@@ -3284,7 +3284,7 @@
                 <w:b/>
                 <w:sz w:val="20"/>
               </w:rPr>
-              <w:t>$2,333.00 ($1,995.00 plus filing fee $338.00)</w:t>
+              <w:t>{{Discounted_Fee}}</w:t>
             </w:r>
           </w:p>
         </w:tc>
